--- a/deliverables/项目创意与价值分析.docx
+++ b/deliverables/项目创意与价值分析.docx
@@ -3435,7 +3435,7 @@
           <w:b/>
           <w:bCs/>
         </w:rPr>
-        <w:t xml:space="preserve">90s（55.6</w:t>
+        <w:t xml:space="preserve">50.8s（98.4</w:t>
       </w:r>
       <w:r>
         <w:rPr>
@@ -5036,7 +5036,7 @@
               <w:t xml:space="preserve">万行</w:t>
             </w:r>
             <w:r>
-              <w:t xml:space="preserve"> 90s / 55.6 </w:t>
+              <w:t xml:space="preserve"> 50.8s / 98.4 </w:t>
             </w:r>
             <w:r>
               <w:rPr>
@@ -5050,29 +5050,29 @@
                 <w:b/>
                 <w:bCs/>
               </w:rPr>
-              <w:t xml:space="preserve">实测环境为</w:t>
+              <w:t xml:space="preserve">实测环境为测试机</w:t>
             </w:r>
             <w:r>
               <w:rPr>
                 <w:b/>
                 <w:bCs/>
               </w:rPr>
-              <w:t xml:space="preserve"> 8vCPU/24GB/SSD</w:t>
-            </w:r>
-            <w:r>
-              <w:rPr>
-                <w:rFonts w:hint="eastAsia"/>
-              </w:rPr>
-              <w:t xml:space="preserve">，差异说明见性能测试报告</w:t>
-            </w:r>
-            <w:r>
-              <w:t xml:space="preserve"> §2.1 </w:t>
-            </w:r>
-            <w:r>
-              <w:rPr>
-                <w:rFonts w:hint="eastAsia"/>
-              </w:rPr>
-              <w:t xml:space="preserve">与《部署文档》§8）</w:t>
+              <w:t xml:space="preserve"> A</w:t>
+            </w:r>
+            <w:r>
+              <w:rPr>
+                <w:rFonts w:hint="eastAsia"/>
+              </w:rPr>
+              <w:t xml:space="preserve">，环境差异与跨机器不可比说明见性能测试报告</w:t>
+            </w:r>
+            <w:r>
+              <w:t xml:space="preserve"> §2.1、§6 </w:t>
+            </w:r>
+            <w:r>
+              <w:rPr>
+                <w:rFonts w:hint="eastAsia"/>
+              </w:rPr>
+              <w:t xml:space="preserve">与《部署文档》§8.1）</w:t>
             </w:r>
           </w:p>
         </w:tc>
@@ -5755,13 +5755,31 @@
               <w:t xml:space="preserve">万行</w:t>
             </w:r>
             <w:r>
-              <w:t xml:space="preserve"> / 5.9GB / 90s / 55.6 </w:t>
-            </w:r>
-            <w:r>
-              <w:rPr>
-                <w:rFonts w:hint="eastAsia"/>
-              </w:rPr>
-              <w:t xml:space="preserve">万行/s</w:t>
+              <w:t xml:space="preserve"> / 5.9GB / 50.8s / 98.4 </w:t>
+            </w:r>
+            <w:r>
+              <w:rPr>
+                <w:rFonts w:hint="eastAsia"/>
+              </w:rPr>
+              <w:t xml:space="preserve">万行/s（6</w:t>
+            </w:r>
+            <w:r>
+              <w:t xml:space="preserve"> </w:t>
+            </w:r>
+            <w:r>
+              <w:rPr>
+                <w:rFonts w:hint="eastAsia"/>
+              </w:rPr>
+              <w:t xml:space="preserve">分片×3</w:t>
+            </w:r>
+            <w:r>
+              <w:t xml:space="preserve"> </w:t>
+            </w:r>
+            <w:r>
+              <w:rPr>
+                <w:rFonts w:hint="eastAsia"/>
+              </w:rPr>
+              <w:t xml:space="preserve">Worker）</w:t>
             </w:r>
           </w:p>
         </w:tc>
@@ -5797,10 +5815,10 @@
               <w:rPr>
                 <w:rFonts w:hint="eastAsia"/>
               </w:rPr>
-              <w:t xml:space="preserve">万行</w:t>
-            </w:r>
-            <w:r>
-              <w:t xml:space="preserve"> 49.0s / 20.4 </w:t>
+              <w:t xml:space="preserve">万行单分片</w:t>
+            </w:r>
+            <w:r>
+              <w:t xml:space="preserve"> 38.5s / 26.0 </w:t>
             </w:r>
             <w:r>
               <w:rPr>
@@ -5824,7 +5842,7 @@
               <w:rPr>
                 <w:rFonts w:hint="eastAsia"/>
               </w:rPr>
-              <w:t xml:space="preserve">28.5s（1.7×）</w:t>
+              <w:t xml:space="preserve">16.2s（2.4×）</w:t>
             </w:r>
           </w:p>
         </w:tc>

--- a/deliverables/项目创意与价值分析.docx
+++ b/deliverables/项目创意与价值分析.docx
@@ -3453,10 +3453,27 @@
         <w:t xml:space="preserve">万行/s）</w:t>
       </w:r>
       <w:r>
-        <w:rPr>
-          <w:rFonts w:hint="eastAsia"/>
-        </w:rPr>
-        <w:t xml:space="preserve">；单</w:t>
+        <w:t xml:space="preserve">。</w:t>
+      </w:r>
+    </w:p>
+    <w:p>
+      <w:pPr>
+        <w:pStyle w:val="BlockText"/>
+      </w:pPr>
+      <w:r>
+        <w:rPr>
+          <w:rFonts w:hint="eastAsia"/>
+        </w:rPr>
+        <w:t xml:space="preserve">内存方面另据</w:t>
+      </w:r>
+      <w:r>
+        <w:t xml:space="preserve"> Kafka </w:t>
+      </w:r>
+      <w:r>
+        <w:rPr>
+          <w:rFonts w:hint="eastAsia"/>
+        </w:rPr>
+        <w:t xml:space="preserve">长跑实测，长时间运行时单</w:t>
       </w:r>
       <w:r>
         <w:t xml:space="preserve"> Worker </w:t>
@@ -3465,7 +3482,7 @@
         <w:rPr>
           <w:rFonts w:hint="eastAsia"/>
         </w:rPr>
-        <w:t xml:space="preserve">内存峰值仅</w:t>
+        <w:t xml:space="preserve">内存稳定在</w:t>
       </w:r>
       <w:r>
         <w:t xml:space="preserve"> </w:t>
@@ -3478,7 +3495,49 @@
         <w:t xml:space="preserve">507~520MiB</w:t>
       </w:r>
       <w:r>
-        <w:t xml:space="preserve">。</w:t>
+        <w:rPr>
+          <w:rFonts w:hint="eastAsia"/>
+        </w:rPr>
+        <w:t xml:space="preserve">（见</w:t>
+      </w:r>
+      <w:r>
+        <w:t xml:space="preserve"> </w:t>
+      </w:r>
+      <w:r>
+        <w:rPr>
+          <w:rFonts w:hint="eastAsia"/>
+        </w:rPr>
+        <w:t xml:space="preserve">docs/12）；</w:t>
+      </w:r>
+      <w:r>
+        <w:t xml:space="preserve"> </w:t>
+      </w:r>
+      <w:r>
+        <w:t xml:space="preserve">5000 </w:t>
+      </w:r>
+      <w:r>
+        <w:rPr>
+          <w:rFonts w:hint="eastAsia"/>
+        </w:rPr>
+        <w:t xml:space="preserve">万行</w:t>
+      </w:r>
+      <w:r>
+        <w:t xml:space="preserve"> CSV </w:t>
+      </w:r>
+      <w:r>
+        <w:rPr>
+          <w:rFonts w:hint="eastAsia"/>
+        </w:rPr>
+        <w:t xml:space="preserve">档只验证了「处理全程不</w:t>
+      </w:r>
+      <w:r>
+        <w:t xml:space="preserve"> </w:t>
+      </w:r>
+      <w:r>
+        <w:rPr>
+          <w:rFonts w:hint="eastAsia"/>
+        </w:rPr>
+        <w:t xml:space="preserve">OOM」，未单独测内存峰值，两者不是同一组数据。</w:t>
       </w:r>
     </w:p>
     <w:p>
